--- a/11а клас/РС/7. Свързване на приложения с бази от данни/01. увод - решения.docx
+++ b/11а клас/РС/7. Свързване на приложения с бази от данни/01. увод - решения.docx
@@ -3,73 +3,1969 @@
 <w:document xmlns:wpc="http://schemas.microsoft.com/office/word/2010/wordprocessingCanvas" xmlns:mo="http://schemas.microsoft.com/office/mac/office/2008/main" xmlns:mc="http://schemas.openxmlformats.org/markup-compatibility/2006" xmlns:mv="urn:schemas-microsoft-com:mac:vml" xmlns:o="urn:schemas-microsoft-com:office:office" xmlns:r="http://schemas.openxmlformats.org/officeDocument/2006/relationships" xmlns:m="http://schemas.openxmlformats.org/officeDocument/2006/math" xmlns:v="urn:schemas-microsoft-com:vml" xmlns:wp14="http://schemas.microsoft.com/office/word/2010/wordprocessingDrawing" xmlns:wp="http://schemas.openxmlformats.org/drawingml/2006/wordprocessingDrawing" xmlns:w10="urn:schemas-microsoft-com:office:word" xmlns:w="http://schemas.openxmlformats.org/wordprocessingml/2006/main" xmlns:w14="http://schemas.microsoft.com/office/word/2010/wordml" xmlns:wpg="http://schemas.microsoft.com/office/word/2010/wordprocessingGroup" xmlns:wpi="http://schemas.microsoft.com/office/word/2010/wordprocessingInk" xmlns:wne="http://schemas.microsoft.com/office/word/2006/wordml" xmlns:wps="http://schemas.microsoft.com/office/word/2010/wordprocessingShape" mc:Ignorable="w14 wp14">
   <w:body>
     <w:p>
-      <w:pPr>
-        <w:pStyle w:val="Title"/>
-      </w:pPr>
       <w:r>
-        <w:t>Решения — 01. увод</w:t>
+        <w:rPr>
+          <w:b/>
+          <w:sz w:val="32"/>
+        </w:rPr>
+        <w:t>Решения — 01. Увод в приложенията с бази данни</w:t>
       </w:r>
     </w:p>
     <w:p>
       <w:r>
-        <w:t>Раздел: 7. Свързване на приложения с бази от данни</w:t>
+        <w:rPr>
+          <w:i/>
+          <w:sz w:val="26"/>
+        </w:rPr>
+        <w:t>Раздел 7: Свързване на приложения с бази от данни</w:t>
       </w:r>
     </w:p>
-    <w:p/>
     <w:p>
       <w:pPr>
-        <w:pStyle w:val="Heading2"/>
+        <w:pStyle w:val="Heading1"/>
       </w:pPr>
       <w:r>
-        <w:rPr>
-          <w:b/>
-          <w:color w:val="1F497D"/>
-        </w:rPr>
-        <w:t>Задача 1</w:t>
+        <w:t>Задача 1 — Детектив в базата данни (ADO.NET)</w:t>
       </w:r>
     </w:p>
     <w:p>
       <w:r>
-        <w:t>Примерно решение:</w:t>
+        <w:t>Целта е да се свържем с база данни LibraryDB и да прочетем всички книги от таблица Books. Използваме SqlConnection за връзка, SqlCommand за SQL заявката и SqlDataReader за четене на резултатите ред по ред. Важно: using блокът гарантира, че връзката се затваря дори ако има грешка.</w:t>
+      </w:r>
+    </w:p>
+    <w:p>
+      <w:pPr>
+        <w:shd w:val="clear" w:color="auto" w:fill="F2F2F2"/>
+      </w:pPr>
+      <w:r>
+        <w:rPr>
+          <w:rFonts w:ascii="Courier New" w:hAnsi="Courier New"/>
+          <w:sz w:val="18"/>
+        </w:rPr>
+        <w:t>using System;</w:t>
+      </w:r>
+    </w:p>
+    <w:p>
+      <w:pPr>
+        <w:shd w:val="clear" w:color="auto" w:fill="F2F2F2"/>
+      </w:pPr>
+      <w:r>
+        <w:rPr>
+          <w:rFonts w:ascii="Courier New" w:hAnsi="Courier New"/>
+          <w:sz w:val="18"/>
+        </w:rPr>
+        <w:t>using System.Data.SqlClient;</w:t>
+      </w:r>
+    </w:p>
+    <w:p>
+      <w:pPr>
+        <w:shd w:val="clear" w:color="auto" w:fill="F2F2F2"/>
+      </w:pPr>
+      <w:r>
+        <w:rPr>
+          <w:rFonts w:ascii="Courier New" w:hAnsi="Courier New"/>
+          <w:sz w:val="18"/>
+        </w:rPr>
+      </w:r>
+    </w:p>
+    <w:p>
+      <w:pPr>
+        <w:shd w:val="clear" w:color="auto" w:fill="F2F2F2"/>
+      </w:pPr>
+      <w:r>
+        <w:rPr>
+          <w:rFonts w:ascii="Courier New" w:hAnsi="Courier New"/>
+          <w:sz w:val="18"/>
+        </w:rPr>
+        <w:t>class Program</w:t>
+      </w:r>
+    </w:p>
+    <w:p>
+      <w:pPr>
+        <w:shd w:val="clear" w:color="auto" w:fill="F2F2F2"/>
+      </w:pPr>
+      <w:r>
+        <w:rPr>
+          <w:rFonts w:ascii="Courier New" w:hAnsi="Courier New"/>
+          <w:sz w:val="18"/>
+        </w:rPr>
+        <w:t>{</w:t>
+      </w:r>
+    </w:p>
+    <w:p>
+      <w:pPr>
+        <w:shd w:val="clear" w:color="auto" w:fill="F2F2F2"/>
+      </w:pPr>
+      <w:r>
+        <w:rPr>
+          <w:rFonts w:ascii="Courier New" w:hAnsi="Courier New"/>
+          <w:sz w:val="18"/>
+        </w:rPr>
+        <w:t xml:space="preserve">    // Низ за връзка - сменете с вашия сървър</w:t>
+      </w:r>
+    </w:p>
+    <w:p>
+      <w:pPr>
+        <w:shd w:val="clear" w:color="auto" w:fill="F2F2F2"/>
+      </w:pPr>
+      <w:r>
+        <w:rPr>
+          <w:rFonts w:ascii="Courier New" w:hAnsi="Courier New"/>
+          <w:sz w:val="18"/>
+        </w:rPr>
+        <w:t xml:space="preserve">    static string connectionString = </w:t>
+      </w:r>
+    </w:p>
+    <w:p>
+      <w:pPr>
+        <w:shd w:val="clear" w:color="auto" w:fill="F2F2F2"/>
+      </w:pPr>
+      <w:r>
+        <w:rPr>
+          <w:rFonts w:ascii="Courier New" w:hAnsi="Courier New"/>
+          <w:sz w:val="18"/>
+        </w:rPr>
+        <w:t xml:space="preserve">        "Server=.\\SQLEXPRESS; Database=LibraryDB; Integrated Security=true";</w:t>
+      </w:r>
+    </w:p>
+    <w:p>
+      <w:pPr>
+        <w:shd w:val="clear" w:color="auto" w:fill="F2F2F2"/>
+      </w:pPr>
+      <w:r>
+        <w:rPr>
+          <w:rFonts w:ascii="Courier New" w:hAnsi="Courier New"/>
+          <w:sz w:val="18"/>
+        </w:rPr>
+      </w:r>
+    </w:p>
+    <w:p>
+      <w:pPr>
+        <w:shd w:val="clear" w:color="auto" w:fill="F2F2F2"/>
+      </w:pPr>
+      <w:r>
+        <w:rPr>
+          <w:rFonts w:ascii="Courier New" w:hAnsi="Courier New"/>
+          <w:sz w:val="18"/>
+        </w:rPr>
+        <w:t xml:space="preserve">    static void Main()</w:t>
+      </w:r>
+    </w:p>
+    <w:p>
+      <w:pPr>
+        <w:shd w:val="clear" w:color="auto" w:fill="F2F2F2"/>
+      </w:pPr>
+      <w:r>
+        <w:rPr>
+          <w:rFonts w:ascii="Courier New" w:hAnsi="Courier New"/>
+          <w:sz w:val="18"/>
+        </w:rPr>
+        <w:t xml:space="preserve">    {</w:t>
+      </w:r>
+    </w:p>
+    <w:p>
+      <w:pPr>
+        <w:shd w:val="clear" w:color="auto" w:fill="F2F2F2"/>
+      </w:pPr>
+      <w:r>
+        <w:rPr>
+          <w:rFonts w:ascii="Courier New" w:hAnsi="Courier New"/>
+          <w:sz w:val="18"/>
+        </w:rPr>
+        <w:t xml:space="preserve">        // using гарантира затварянето на връзката (IDisposable)</w:t>
+      </w:r>
+    </w:p>
+    <w:p>
+      <w:pPr>
+        <w:shd w:val="clear" w:color="auto" w:fill="F2F2F2"/>
+      </w:pPr>
+      <w:r>
+        <w:rPr>
+          <w:rFonts w:ascii="Courier New" w:hAnsi="Courier New"/>
+          <w:sz w:val="18"/>
+        </w:rPr>
+        <w:t xml:space="preserve">        using (SqlConnection connection = new SqlConnection(connectionString))</w:t>
+      </w:r>
+    </w:p>
+    <w:p>
+      <w:pPr>
+        <w:shd w:val="clear" w:color="auto" w:fill="F2F2F2"/>
+      </w:pPr>
+      <w:r>
+        <w:rPr>
+          <w:rFonts w:ascii="Courier New" w:hAnsi="Courier New"/>
+          <w:sz w:val="18"/>
+        </w:rPr>
+        <w:t xml:space="preserve">        {</w:t>
+      </w:r>
+    </w:p>
+    <w:p>
+      <w:pPr>
+        <w:shd w:val="clear" w:color="auto" w:fill="F2F2F2"/>
+      </w:pPr>
+      <w:r>
+        <w:rPr>
+          <w:rFonts w:ascii="Courier New" w:hAnsi="Courier New"/>
+          <w:sz w:val="18"/>
+        </w:rPr>
+        <w:t xml:space="preserve">            connection.Open(); // Отваря физическата връзка към SQL Server</w:t>
+      </w:r>
+    </w:p>
+    <w:p>
+      <w:pPr>
+        <w:shd w:val="clear" w:color="auto" w:fill="F2F2F2"/>
+      </w:pPr>
+      <w:r>
+        <w:rPr>
+          <w:rFonts w:ascii="Courier New" w:hAnsi="Courier New"/>
+          <w:sz w:val="18"/>
+        </w:rPr>
+      </w:r>
+    </w:p>
+    <w:p>
+      <w:pPr>
+        <w:shd w:val="clear" w:color="auto" w:fill="F2F2F2"/>
+      </w:pPr>
+      <w:r>
+        <w:rPr>
+          <w:rFonts w:ascii="Courier New" w:hAnsi="Courier New"/>
+          <w:sz w:val="18"/>
+        </w:rPr>
+        <w:t xml:space="preserve">            // SQL заявката, която ще изпълним</w:t>
+      </w:r>
+    </w:p>
+    <w:p>
+      <w:pPr>
+        <w:shd w:val="clear" w:color="auto" w:fill="F2F2F2"/>
+      </w:pPr>
+      <w:r>
+        <w:rPr>
+          <w:rFonts w:ascii="Courier New" w:hAnsi="Courier New"/>
+          <w:sz w:val="18"/>
+        </w:rPr>
+        <w:t xml:space="preserve">            string sql = "SELECT Title, Author FROM Books";</w:t>
+      </w:r>
+    </w:p>
+    <w:p>
+      <w:pPr>
+        <w:shd w:val="clear" w:color="auto" w:fill="F2F2F2"/>
+      </w:pPr>
+      <w:r>
+        <w:rPr>
+          <w:rFonts w:ascii="Courier New" w:hAnsi="Courier New"/>
+          <w:sz w:val="18"/>
+        </w:rPr>
+      </w:r>
+    </w:p>
+    <w:p>
+      <w:pPr>
+        <w:shd w:val="clear" w:color="auto" w:fill="F2F2F2"/>
+      </w:pPr>
+      <w:r>
+        <w:rPr>
+          <w:rFonts w:ascii="Courier New" w:hAnsi="Courier New"/>
+          <w:sz w:val="18"/>
+        </w:rPr>
+        <w:t xml:space="preserve">            // SqlCommand свързва заявката с активната връзка</w:t>
+      </w:r>
+    </w:p>
+    <w:p>
+      <w:pPr>
+        <w:shd w:val="clear" w:color="auto" w:fill="F2F2F2"/>
+      </w:pPr>
+      <w:r>
+        <w:rPr>
+          <w:rFonts w:ascii="Courier New" w:hAnsi="Courier New"/>
+          <w:sz w:val="18"/>
+        </w:rPr>
+        <w:t xml:space="preserve">            SqlCommand command = new SqlCommand(sql, connection);</w:t>
+      </w:r>
+    </w:p>
+    <w:p>
+      <w:pPr>
+        <w:shd w:val="clear" w:color="auto" w:fill="F2F2F2"/>
+      </w:pPr>
+      <w:r>
+        <w:rPr>
+          <w:rFonts w:ascii="Courier New" w:hAnsi="Courier New"/>
+          <w:sz w:val="18"/>
+        </w:rPr>
+      </w:r>
+    </w:p>
+    <w:p>
+      <w:pPr>
+        <w:shd w:val="clear" w:color="auto" w:fill="F2F2F2"/>
+      </w:pPr>
+      <w:r>
+        <w:rPr>
+          <w:rFonts w:ascii="Courier New" w:hAnsi="Courier New"/>
+          <w:sz w:val="18"/>
+        </w:rPr>
+        <w:t xml:space="preserve">            // ExecuteReader() изпълнява SELECT и връща курсор (SqlDataReader)</w:t>
+      </w:r>
+    </w:p>
+    <w:p>
+      <w:pPr>
+        <w:shd w:val="clear" w:color="auto" w:fill="F2F2F2"/>
+      </w:pPr>
+      <w:r>
+        <w:rPr>
+          <w:rFonts w:ascii="Courier New" w:hAnsi="Courier New"/>
+          <w:sz w:val="18"/>
+        </w:rPr>
+        <w:t xml:space="preserve">            using (SqlDataReader reader = command.ExecuteReader())</w:t>
+      </w:r>
+    </w:p>
+    <w:p>
+      <w:pPr>
+        <w:shd w:val="clear" w:color="auto" w:fill="F2F2F2"/>
+      </w:pPr>
+      <w:r>
+        <w:rPr>
+          <w:rFonts w:ascii="Courier New" w:hAnsi="Courier New"/>
+          <w:sz w:val="18"/>
+        </w:rPr>
+        <w:t xml:space="preserve">            {</w:t>
+      </w:r>
+    </w:p>
+    <w:p>
+      <w:pPr>
+        <w:shd w:val="clear" w:color="auto" w:fill="F2F2F2"/>
+      </w:pPr>
+      <w:r>
+        <w:rPr>
+          <w:rFonts w:ascii="Courier New" w:hAnsi="Courier New"/>
+          <w:sz w:val="18"/>
+        </w:rPr>
+        <w:t xml:space="preserve">                // HasRows проверява дали има поне един ред резултат</w:t>
+      </w:r>
+    </w:p>
+    <w:p>
+      <w:pPr>
+        <w:shd w:val="clear" w:color="auto" w:fill="F2F2F2"/>
+      </w:pPr>
+      <w:r>
+        <w:rPr>
+          <w:rFonts w:ascii="Courier New" w:hAnsi="Courier New"/>
+          <w:sz w:val="18"/>
+        </w:rPr>
+        <w:t xml:space="preserve">                if (!reader.HasRows)</w:t>
+      </w:r>
+    </w:p>
+    <w:p>
+      <w:pPr>
+        <w:shd w:val="clear" w:color="auto" w:fill="F2F2F2"/>
+      </w:pPr>
+      <w:r>
+        <w:rPr>
+          <w:rFonts w:ascii="Courier New" w:hAnsi="Courier New"/>
+          <w:sz w:val="18"/>
+        </w:rPr>
+        <w:t xml:space="preserve">                {</w:t>
+      </w:r>
+    </w:p>
+    <w:p>
+      <w:pPr>
+        <w:shd w:val="clear" w:color="auto" w:fill="F2F2F2"/>
+      </w:pPr>
+      <w:r>
+        <w:rPr>
+          <w:rFonts w:ascii="Courier New" w:hAnsi="Courier New"/>
+          <w:sz w:val="18"/>
+        </w:rPr>
+        <w:t xml:space="preserve">                    Console.WriteLine("Библиотеката е празна");</w:t>
+      </w:r>
+    </w:p>
+    <w:p>
+      <w:pPr>
+        <w:shd w:val="clear" w:color="auto" w:fill="F2F2F2"/>
+      </w:pPr>
+      <w:r>
+        <w:rPr>
+          <w:rFonts w:ascii="Courier New" w:hAnsi="Courier New"/>
+          <w:sz w:val="18"/>
+        </w:rPr>
+        <w:t xml:space="preserve">                    return;</w:t>
+      </w:r>
+    </w:p>
+    <w:p>
+      <w:pPr>
+        <w:shd w:val="clear" w:color="auto" w:fill="F2F2F2"/>
+      </w:pPr>
+      <w:r>
+        <w:rPr>
+          <w:rFonts w:ascii="Courier New" w:hAnsi="Courier New"/>
+          <w:sz w:val="18"/>
+        </w:rPr>
+        <w:t xml:space="preserve">                }</w:t>
+      </w:r>
+    </w:p>
+    <w:p>
+      <w:pPr>
+        <w:shd w:val="clear" w:color="auto" w:fill="F2F2F2"/>
+      </w:pPr>
+      <w:r>
+        <w:rPr>
+          <w:rFonts w:ascii="Courier New" w:hAnsi="Courier New"/>
+          <w:sz w:val="18"/>
+        </w:rPr>
+      </w:r>
+    </w:p>
+    <w:p>
+      <w:pPr>
+        <w:shd w:val="clear" w:color="auto" w:fill="F2F2F2"/>
+      </w:pPr>
+      <w:r>
+        <w:rPr>
+          <w:rFonts w:ascii="Courier New" w:hAnsi="Courier New"/>
+          <w:sz w:val="18"/>
+        </w:rPr>
+        <w:t xml:space="preserve">                // Read() придвижва курсора напред - връща false когато свърши</w:t>
+      </w:r>
+    </w:p>
+    <w:p>
+      <w:pPr>
+        <w:shd w:val="clear" w:color="auto" w:fill="F2F2F2"/>
+      </w:pPr>
+      <w:r>
+        <w:rPr>
+          <w:rFonts w:ascii="Courier New" w:hAnsi="Courier New"/>
+          <w:sz w:val="18"/>
+        </w:rPr>
+        <w:t xml:space="preserve">                while (reader.Read())</w:t>
+      </w:r>
+    </w:p>
+    <w:p>
+      <w:pPr>
+        <w:shd w:val="clear" w:color="auto" w:fill="F2F2F2"/>
+      </w:pPr>
+      <w:r>
+        <w:rPr>
+          <w:rFonts w:ascii="Courier New" w:hAnsi="Courier New"/>
+          <w:sz w:val="18"/>
+        </w:rPr>
+        <w:t xml:space="preserve">                {</w:t>
+      </w:r>
+    </w:p>
+    <w:p>
+      <w:pPr>
+        <w:shd w:val="clear" w:color="auto" w:fill="F2F2F2"/>
+      </w:pPr>
+      <w:r>
+        <w:rPr>
+          <w:rFonts w:ascii="Courier New" w:hAnsi="Courier New"/>
+          <w:sz w:val="18"/>
+        </w:rPr>
+        <w:t xml:space="preserve">                    // Достъпваме колоните по название (или по индекс: reader[0])</w:t>
+      </w:r>
+    </w:p>
+    <w:p>
+      <w:pPr>
+        <w:shd w:val="clear" w:color="auto" w:fill="F2F2F2"/>
+      </w:pPr>
+      <w:r>
+        <w:rPr>
+          <w:rFonts w:ascii="Courier New" w:hAnsi="Courier New"/>
+          <w:sz w:val="18"/>
+        </w:rPr>
+        <w:t xml:space="preserve">                    string title  = reader["Title"].ToString();</w:t>
+      </w:r>
+    </w:p>
+    <w:p>
+      <w:pPr>
+        <w:shd w:val="clear" w:color="auto" w:fill="F2F2F2"/>
+      </w:pPr>
+      <w:r>
+        <w:rPr>
+          <w:rFonts w:ascii="Courier New" w:hAnsi="Courier New"/>
+          <w:sz w:val="18"/>
+        </w:rPr>
+        <w:t xml:space="preserve">                    string author = reader["Author"].ToString();</w:t>
+      </w:r>
+    </w:p>
+    <w:p>
+      <w:pPr>
+        <w:shd w:val="clear" w:color="auto" w:fill="F2F2F2"/>
+      </w:pPr>
+      <w:r>
+        <w:rPr>
+          <w:rFonts w:ascii="Courier New" w:hAnsi="Courier New"/>
+          <w:sz w:val="18"/>
+        </w:rPr>
+        <w:t xml:space="preserve">                    Console.WriteLine($"Книга: {title} - Автор: {author}");</w:t>
+      </w:r>
+    </w:p>
+    <w:p>
+      <w:pPr>
+        <w:shd w:val="clear" w:color="auto" w:fill="F2F2F2"/>
+      </w:pPr>
+      <w:r>
+        <w:rPr>
+          <w:rFonts w:ascii="Courier New" w:hAnsi="Courier New"/>
+          <w:sz w:val="18"/>
+        </w:rPr>
+        <w:t xml:space="preserve">                }</w:t>
+      </w:r>
+    </w:p>
+    <w:p>
+      <w:pPr>
+        <w:shd w:val="clear" w:color="auto" w:fill="F2F2F2"/>
+      </w:pPr>
+      <w:r>
+        <w:rPr>
+          <w:rFonts w:ascii="Courier New" w:hAnsi="Courier New"/>
+          <w:sz w:val="18"/>
+        </w:rPr>
+        <w:t xml:space="preserve">            } // reader.Close() се вика автоматично тук</w:t>
+      </w:r>
+    </w:p>
+    <w:p>
+      <w:pPr>
+        <w:shd w:val="clear" w:color="auto" w:fill="F2F2F2"/>
+      </w:pPr>
+      <w:r>
+        <w:rPr>
+          <w:rFonts w:ascii="Courier New" w:hAnsi="Courier New"/>
+          <w:sz w:val="18"/>
+        </w:rPr>
+        <w:t xml:space="preserve">        }     // connection.Close() се вика автоматично тук</w:t>
+      </w:r>
+    </w:p>
+    <w:p>
+      <w:pPr>
+        <w:shd w:val="clear" w:color="auto" w:fill="F2F2F2"/>
+      </w:pPr>
+      <w:r>
+        <w:rPr>
+          <w:rFonts w:ascii="Courier New" w:hAnsi="Courier New"/>
+          <w:sz w:val="18"/>
+        </w:rPr>
+        <w:t xml:space="preserve">    }</w:t>
+      </w:r>
+    </w:p>
+    <w:p>
+      <w:pPr>
+        <w:shd w:val="clear" w:color="auto" w:fill="F2F2F2"/>
+      </w:pPr>
+      <w:r>
+        <w:rPr>
+          <w:rFonts w:ascii="Courier New" w:hAnsi="Courier New"/>
+          <w:sz w:val="18"/>
+        </w:rPr>
+        <w:t>}</w:t>
       </w:r>
     </w:p>
     <w:p>
       <w:r>
-        <w:t>// TODO: добавете решението тук</w:t>
-      </w:r>
-    </w:p>
-    <w:p/>
-    <w:p>
-      <w:pPr>
-        <w:pStyle w:val="Heading2"/>
-      </w:pPr>
-      <w:r>
-        <w:rPr>
-          <w:b/>
-          <w:color w:val="1F497D"/>
-        </w:rPr>
-        <w:t>Задача 2</w:t>
+        <w:t>Защо using? — SqlConnection имплементира IDisposable. using автоматично вика Dispose() → Close() дори при изключение. Без using, ако програмата гръмне, връзката остава отворена и заема ресурси от SQL Server (connection pool се изчерпва).</w:t>
       </w:r>
     </w:p>
     <w:p>
       <w:r>
-        <w:t>Примерно решение:</w:t>
+        <w:rPr>
+          <w:color w:val="999999"/>
+        </w:rPr>
+        <w:t>————————————————————————————————————————————————————————————</w:t>
+      </w:r>
+    </w:p>
+    <w:p>
+      <w:pPr>
+        <w:pStyle w:val="Heading1"/>
+      </w:pPr>
+      <w:r>
+        <w:t>Задача 2 — Дигитален дневник (Entity Framework Core)</w:t>
       </w:r>
     </w:p>
     <w:p>
       <w:r>
-        <w:t>// TODO: добавете решението тук</w:t>
+        <w:t>Използваме Code-First подход — дефинираме C# класа Student, EFC автоматично създава таблицата в БД. Три операции: добавяне на студент, LINQ заявка за студенти с оценка &gt;5.00, промяна на оценка.</w:t>
       </w:r>
     </w:p>
-    <w:p/>
     <w:p>
+      <w:pPr>
+        <w:shd w:val="clear" w:color="auto" w:fill="F2F2F2"/>
+      </w:pPr>
       <w:r>
-        <w:t>────────────────────────────────────────────────────────────</w:t>
+        <w:rPr>
+          <w:rFonts w:ascii="Courier New" w:hAnsi="Courier New"/>
+          <w:sz w:val="18"/>
+        </w:rPr>
+        <w:t>using System;</w:t>
+      </w:r>
+    </w:p>
+    <w:p>
+      <w:pPr>
+        <w:shd w:val="clear" w:color="auto" w:fill="F2F2F2"/>
+      </w:pPr>
+      <w:r>
+        <w:rPr>
+          <w:rFonts w:ascii="Courier New" w:hAnsi="Courier New"/>
+          <w:sz w:val="18"/>
+        </w:rPr>
+        <w:t>using System.Linq;</w:t>
+      </w:r>
+    </w:p>
+    <w:p>
+      <w:pPr>
+        <w:shd w:val="clear" w:color="auto" w:fill="F2F2F2"/>
+      </w:pPr>
+      <w:r>
+        <w:rPr>
+          <w:rFonts w:ascii="Courier New" w:hAnsi="Courier New"/>
+          <w:sz w:val="18"/>
+        </w:rPr>
+        <w:t>using System.Data.Entity; // EntityFramework NuGet пакет</w:t>
+      </w:r>
+    </w:p>
+    <w:p>
+      <w:pPr>
+        <w:shd w:val="clear" w:color="auto" w:fill="F2F2F2"/>
+      </w:pPr>
+      <w:r>
+        <w:rPr>
+          <w:rFonts w:ascii="Courier New" w:hAnsi="Courier New"/>
+          <w:sz w:val="18"/>
+        </w:rPr>
+      </w:r>
+    </w:p>
+    <w:p>
+      <w:pPr>
+        <w:shd w:val="clear" w:color="auto" w:fill="F2F2F2"/>
+      </w:pPr>
+      <w:r>
+        <w:rPr>
+          <w:rFonts w:ascii="Courier New" w:hAnsi="Courier New"/>
+          <w:sz w:val="18"/>
+        </w:rPr>
+        <w:t>// ─── МОДЕЛ ────────────────────────────────────────────</w:t>
+      </w:r>
+    </w:p>
+    <w:p>
+      <w:pPr>
+        <w:shd w:val="clear" w:color="auto" w:fill="F2F2F2"/>
+      </w:pPr>
+      <w:r>
+        <w:rPr>
+          <w:rFonts w:ascii="Courier New" w:hAnsi="Courier New"/>
+          <w:sz w:val="18"/>
+        </w:rPr>
+        <w:t>// EFC ще създаде таблица "Students" (по конвенция = plural на класа)</w:t>
+      </w:r>
+    </w:p>
+    <w:p>
+      <w:pPr>
+        <w:shd w:val="clear" w:color="auto" w:fill="F2F2F2"/>
+      </w:pPr>
+      <w:r>
+        <w:rPr>
+          <w:rFonts w:ascii="Courier New" w:hAnsi="Courier New"/>
+          <w:sz w:val="18"/>
+        </w:rPr>
+        <w:t>public class Student</w:t>
+      </w:r>
+    </w:p>
+    <w:p>
+      <w:pPr>
+        <w:shd w:val="clear" w:color="auto" w:fill="F2F2F2"/>
+      </w:pPr>
+      <w:r>
+        <w:rPr>
+          <w:rFonts w:ascii="Courier New" w:hAnsi="Courier New"/>
+          <w:sz w:val="18"/>
+        </w:rPr>
+        <w:t>{</w:t>
+      </w:r>
+    </w:p>
+    <w:p>
+      <w:pPr>
+        <w:shd w:val="clear" w:color="auto" w:fill="F2F2F2"/>
+      </w:pPr>
+      <w:r>
+        <w:rPr>
+          <w:rFonts w:ascii="Courier New" w:hAnsi="Courier New"/>
+          <w:sz w:val="18"/>
+        </w:rPr>
+        <w:t xml:space="preserve">    public int    Id        { get; set; } // Автоматично = Primary Key (по конвенция)</w:t>
+      </w:r>
+    </w:p>
+    <w:p>
+      <w:pPr>
+        <w:shd w:val="clear" w:color="auto" w:fill="F2F2F2"/>
+      </w:pPr>
+      <w:r>
+        <w:rPr>
+          <w:rFonts w:ascii="Courier New" w:hAnsi="Courier New"/>
+          <w:sz w:val="18"/>
+        </w:rPr>
+        <w:t xml:space="preserve">    public string FirstName { get; set; }</w:t>
+      </w:r>
+    </w:p>
+    <w:p>
+      <w:pPr>
+        <w:shd w:val="clear" w:color="auto" w:fill="F2F2F2"/>
+      </w:pPr>
+      <w:r>
+        <w:rPr>
+          <w:rFonts w:ascii="Courier New" w:hAnsi="Courier New"/>
+          <w:sz w:val="18"/>
+        </w:rPr>
+        <w:t xml:space="preserve">    public double Grade     { get; set; }</w:t>
+      </w:r>
+    </w:p>
+    <w:p>
+      <w:pPr>
+        <w:shd w:val="clear" w:color="auto" w:fill="F2F2F2"/>
+      </w:pPr>
+      <w:r>
+        <w:rPr>
+          <w:rFonts w:ascii="Courier New" w:hAnsi="Courier New"/>
+          <w:sz w:val="18"/>
+        </w:rPr>
+        <w:t>}</w:t>
+      </w:r>
+    </w:p>
+    <w:p>
+      <w:pPr>
+        <w:shd w:val="clear" w:color="auto" w:fill="F2F2F2"/>
+      </w:pPr>
+      <w:r>
+        <w:rPr>
+          <w:rFonts w:ascii="Courier New" w:hAnsi="Courier New"/>
+          <w:sz w:val="18"/>
+        </w:rPr>
+      </w:r>
+    </w:p>
+    <w:p>
+      <w:pPr>
+        <w:shd w:val="clear" w:color="auto" w:fill="F2F2F2"/>
+      </w:pPr>
+      <w:r>
+        <w:rPr>
+          <w:rFonts w:ascii="Courier New" w:hAnsi="Courier New"/>
+          <w:sz w:val="18"/>
+        </w:rPr>
+        <w:t>// ─── КОНТЕКСТ ───────────────────────────────────────────</w:t>
+      </w:r>
+    </w:p>
+    <w:p>
+      <w:pPr>
+        <w:shd w:val="clear" w:color="auto" w:fill="F2F2F2"/>
+      </w:pPr>
+      <w:r>
+        <w:rPr>
+          <w:rFonts w:ascii="Courier New" w:hAnsi="Courier New"/>
+          <w:sz w:val="18"/>
+        </w:rPr>
+        <w:t>// DbContext = "прозорец" към базата данни</w:t>
+      </w:r>
+    </w:p>
+    <w:p>
+      <w:pPr>
+        <w:shd w:val="clear" w:color="auto" w:fill="F2F2F2"/>
+      </w:pPr>
+      <w:r>
+        <w:rPr>
+          <w:rFonts w:ascii="Courier New" w:hAnsi="Courier New"/>
+          <w:sz w:val="18"/>
+        </w:rPr>
+        <w:t>public class SchoolContext : DbContext</w:t>
+      </w:r>
+    </w:p>
+    <w:p>
+      <w:pPr>
+        <w:shd w:val="clear" w:color="auto" w:fill="F2F2F2"/>
+      </w:pPr>
+      <w:r>
+        <w:rPr>
+          <w:rFonts w:ascii="Courier New" w:hAnsi="Courier New"/>
+          <w:sz w:val="18"/>
+        </w:rPr>
+        <w:t>{</w:t>
+      </w:r>
+    </w:p>
+    <w:p>
+      <w:pPr>
+        <w:shd w:val="clear" w:color="auto" w:fill="F2F2F2"/>
+      </w:pPr>
+      <w:r>
+        <w:rPr>
+          <w:rFonts w:ascii="Courier New" w:hAnsi="Courier New"/>
+          <w:sz w:val="18"/>
+        </w:rPr>
+        <w:t xml:space="preserve">    // "name=SchoolDB" търси низа за връзка в App.config</w:t>
+      </w:r>
+    </w:p>
+    <w:p>
+      <w:pPr>
+        <w:shd w:val="clear" w:color="auto" w:fill="F2F2F2"/>
+      </w:pPr>
+      <w:r>
+        <w:rPr>
+          <w:rFonts w:ascii="Courier New" w:hAnsi="Courier New"/>
+          <w:sz w:val="18"/>
+        </w:rPr>
+        <w:t xml:space="preserve">    public SchoolContext() : base("name=SchoolDB") { }</w:t>
+      </w:r>
+    </w:p>
+    <w:p>
+      <w:pPr>
+        <w:shd w:val="clear" w:color="auto" w:fill="F2F2F2"/>
+      </w:pPr>
+      <w:r>
+        <w:rPr>
+          <w:rFonts w:ascii="Courier New" w:hAnsi="Courier New"/>
+          <w:sz w:val="18"/>
+        </w:rPr>
+      </w:r>
+    </w:p>
+    <w:p>
+      <w:pPr>
+        <w:shd w:val="clear" w:color="auto" w:fill="F2F2F2"/>
+      </w:pPr>
+      <w:r>
+        <w:rPr>
+          <w:rFonts w:ascii="Courier New" w:hAnsi="Courier New"/>
+          <w:sz w:val="18"/>
+        </w:rPr>
+        <w:t xml:space="preserve">    // DbSet&lt;Student&gt; = виртуална таблица Students в C# код</w:t>
+      </w:r>
+    </w:p>
+    <w:p>
+      <w:pPr>
+        <w:shd w:val="clear" w:color="auto" w:fill="F2F2F2"/>
+      </w:pPr>
+      <w:r>
+        <w:rPr>
+          <w:rFonts w:ascii="Courier New" w:hAnsi="Courier New"/>
+          <w:sz w:val="18"/>
+        </w:rPr>
+        <w:t xml:space="preserve">    public DbSet&lt;Student&gt; Students { get; set; }</w:t>
+      </w:r>
+    </w:p>
+    <w:p>
+      <w:pPr>
+        <w:shd w:val="clear" w:color="auto" w:fill="F2F2F2"/>
+      </w:pPr>
+      <w:r>
+        <w:rPr>
+          <w:rFonts w:ascii="Courier New" w:hAnsi="Courier New"/>
+          <w:sz w:val="18"/>
+        </w:rPr>
+        <w:t>}</w:t>
+      </w:r>
+    </w:p>
+    <w:p>
+      <w:pPr>
+        <w:shd w:val="clear" w:color="auto" w:fill="F2F2F2"/>
+      </w:pPr>
+      <w:r>
+        <w:rPr>
+          <w:rFonts w:ascii="Courier New" w:hAnsi="Courier New"/>
+          <w:sz w:val="18"/>
+        </w:rPr>
+      </w:r>
+    </w:p>
+    <w:p>
+      <w:pPr>
+        <w:shd w:val="clear" w:color="auto" w:fill="F2F2F2"/>
+      </w:pPr>
+      <w:r>
+        <w:rPr>
+          <w:rFonts w:ascii="Courier New" w:hAnsi="Courier New"/>
+          <w:sz w:val="18"/>
+        </w:rPr>
+        <w:t>// ─── ГЛАВНА ПРОГРАМА ─────────────────────────────────────────</w:t>
+      </w:r>
+    </w:p>
+    <w:p>
+      <w:pPr>
+        <w:shd w:val="clear" w:color="auto" w:fill="F2F2F2"/>
+      </w:pPr>
+      <w:r>
+        <w:rPr>
+          <w:rFonts w:ascii="Courier New" w:hAnsi="Courier New"/>
+          <w:sz w:val="18"/>
+        </w:rPr>
+        <w:t>class Program</w:t>
+      </w:r>
+    </w:p>
+    <w:p>
+      <w:pPr>
+        <w:shd w:val="clear" w:color="auto" w:fill="F2F2F2"/>
+      </w:pPr>
+      <w:r>
+        <w:rPr>
+          <w:rFonts w:ascii="Courier New" w:hAnsi="Courier New"/>
+          <w:sz w:val="18"/>
+        </w:rPr>
+        <w:t>{</w:t>
+      </w:r>
+    </w:p>
+    <w:p>
+      <w:pPr>
+        <w:shd w:val="clear" w:color="auto" w:fill="F2F2F2"/>
+      </w:pPr>
+      <w:r>
+        <w:rPr>
+          <w:rFonts w:ascii="Courier New" w:hAnsi="Courier New"/>
+          <w:sz w:val="18"/>
+        </w:rPr>
+        <w:t xml:space="preserve">    static void Main()</w:t>
+      </w:r>
+    </w:p>
+    <w:p>
+      <w:pPr>
+        <w:shd w:val="clear" w:color="auto" w:fill="F2F2F2"/>
+      </w:pPr>
+      <w:r>
+        <w:rPr>
+          <w:rFonts w:ascii="Courier New" w:hAnsi="Courier New"/>
+          <w:sz w:val="18"/>
+        </w:rPr>
+        <w:t xml:space="preserve">    {</w:t>
+      </w:r>
+    </w:p>
+    <w:p>
+      <w:pPr>
+        <w:shd w:val="clear" w:color="auto" w:fill="F2F2F2"/>
+      </w:pPr>
+      <w:r>
+        <w:rPr>
+          <w:rFonts w:ascii="Courier New" w:hAnsi="Courier New"/>
+          <w:sz w:val="18"/>
+        </w:rPr>
+        <w:t xml:space="preserve">        // ── Добавяне на нов студент ──</w:t>
+      </w:r>
+    </w:p>
+    <w:p>
+      <w:pPr>
+        <w:shd w:val="clear" w:color="auto" w:fill="F2F2F2"/>
+      </w:pPr>
+      <w:r>
+        <w:rPr>
+          <w:rFonts w:ascii="Courier New" w:hAnsi="Courier New"/>
+          <w:sz w:val="18"/>
+        </w:rPr>
+        <w:t xml:space="preserve">        AddStudent("Иван Петров", 5.50);</w:t>
+      </w:r>
+    </w:p>
+    <w:p>
+      <w:pPr>
+        <w:shd w:val="clear" w:color="auto" w:fill="F2F2F2"/>
+      </w:pPr>
+      <w:r>
+        <w:rPr>
+          <w:rFonts w:ascii="Courier New" w:hAnsi="Courier New"/>
+          <w:sz w:val="18"/>
+        </w:rPr>
+        <w:t xml:space="preserve">        AddStudent("Мария Иванова", 4.80);</w:t>
+      </w:r>
+    </w:p>
+    <w:p>
+      <w:pPr>
+        <w:shd w:val="clear" w:color="auto" w:fill="F2F2F2"/>
+      </w:pPr>
+      <w:r>
+        <w:rPr>
+          <w:rFonts w:ascii="Courier New" w:hAnsi="Courier New"/>
+          <w:sz w:val="18"/>
+        </w:rPr>
+        <w:t xml:space="preserve">        AddStudent("Стоян Димитров", 6.00);</w:t>
+      </w:r>
+    </w:p>
+    <w:p>
+      <w:pPr>
+        <w:shd w:val="clear" w:color="auto" w:fill="F2F2F2"/>
+      </w:pPr>
+      <w:r>
+        <w:rPr>
+          <w:rFonts w:ascii="Courier New" w:hAnsi="Courier New"/>
+          <w:sz w:val="18"/>
+        </w:rPr>
+      </w:r>
+    </w:p>
+    <w:p>
+      <w:pPr>
+        <w:shd w:val="clear" w:color="auto" w:fill="F2F2F2"/>
+      </w:pPr>
+      <w:r>
+        <w:rPr>
+          <w:rFonts w:ascii="Courier New" w:hAnsi="Courier New"/>
+          <w:sz w:val="18"/>
+        </w:rPr>
+        <w:t xml:space="preserve">        // ── Четене: студенти с оценка над 5.00 ──</w:t>
+      </w:r>
+    </w:p>
+    <w:p>
+      <w:pPr>
+        <w:shd w:val="clear" w:color="auto" w:fill="F2F2F2"/>
+      </w:pPr>
+      <w:r>
+        <w:rPr>
+          <w:rFonts w:ascii="Courier New" w:hAnsi="Courier New"/>
+          <w:sz w:val="18"/>
+        </w:rPr>
+        <w:t xml:space="preserve">        Console.WriteLine("=== Отличници (оценка &gt; 5.00) ===");</w:t>
+      </w:r>
+    </w:p>
+    <w:p>
+      <w:pPr>
+        <w:shd w:val="clear" w:color="auto" w:fill="F2F2F2"/>
+      </w:pPr>
+      <w:r>
+        <w:rPr>
+          <w:rFonts w:ascii="Courier New" w:hAnsi="Courier New"/>
+          <w:sz w:val="18"/>
+        </w:rPr>
+        <w:t xml:space="preserve">        GetTopStudents();</w:t>
+      </w:r>
+    </w:p>
+    <w:p>
+      <w:pPr>
+        <w:shd w:val="clear" w:color="auto" w:fill="F2F2F2"/>
+      </w:pPr>
+      <w:r>
+        <w:rPr>
+          <w:rFonts w:ascii="Courier New" w:hAnsi="Courier New"/>
+          <w:sz w:val="18"/>
+        </w:rPr>
+      </w:r>
+    </w:p>
+    <w:p>
+      <w:pPr>
+        <w:shd w:val="clear" w:color="auto" w:fill="F2F2F2"/>
+      </w:pPr>
+      <w:r>
+        <w:rPr>
+          <w:rFonts w:ascii="Courier New" w:hAnsi="Courier New"/>
+          <w:sz w:val="18"/>
+        </w:rPr>
+        <w:t xml:space="preserve">        // ── Предизвикателство: промяна на оценка ──</w:t>
+      </w:r>
+    </w:p>
+    <w:p>
+      <w:pPr>
+        <w:shd w:val="clear" w:color="auto" w:fill="F2F2F2"/>
+      </w:pPr>
+      <w:r>
+        <w:rPr>
+          <w:rFonts w:ascii="Courier New" w:hAnsi="Courier New"/>
+          <w:sz w:val="18"/>
+        </w:rPr>
+        <w:t xml:space="preserve">        UpdateGrade("Мария Иванова", 5.20);</w:t>
+      </w:r>
+    </w:p>
+    <w:p>
+      <w:pPr>
+        <w:shd w:val="clear" w:color="auto" w:fill="F2F2F2"/>
+      </w:pPr>
+      <w:r>
+        <w:rPr>
+          <w:rFonts w:ascii="Courier New" w:hAnsi="Courier New"/>
+          <w:sz w:val="18"/>
+        </w:rPr>
+        <w:t xml:space="preserve">        Console.WriteLine("=== След промяна ===");</w:t>
+      </w:r>
+    </w:p>
+    <w:p>
+      <w:pPr>
+        <w:shd w:val="clear" w:color="auto" w:fill="F2F2F2"/>
+      </w:pPr>
+      <w:r>
+        <w:rPr>
+          <w:rFonts w:ascii="Courier New" w:hAnsi="Courier New"/>
+          <w:sz w:val="18"/>
+        </w:rPr>
+        <w:t xml:space="preserve">        GetTopStudents();</w:t>
+      </w:r>
+    </w:p>
+    <w:p>
+      <w:pPr>
+        <w:shd w:val="clear" w:color="auto" w:fill="F2F2F2"/>
+      </w:pPr>
+      <w:r>
+        <w:rPr>
+          <w:rFonts w:ascii="Courier New" w:hAnsi="Courier New"/>
+          <w:sz w:val="18"/>
+        </w:rPr>
+        <w:t xml:space="preserve">    }</w:t>
+      </w:r>
+    </w:p>
+    <w:p>
+      <w:pPr>
+        <w:shd w:val="clear" w:color="auto" w:fill="F2F2F2"/>
+      </w:pPr>
+      <w:r>
+        <w:rPr>
+          <w:rFonts w:ascii="Courier New" w:hAnsi="Courier New"/>
+          <w:sz w:val="18"/>
+        </w:rPr>
+      </w:r>
+    </w:p>
+    <w:p>
+      <w:pPr>
+        <w:shd w:val="clear" w:color="auto" w:fill="F2F2F2"/>
+      </w:pPr>
+      <w:r>
+        <w:rPr>
+          <w:rFonts w:ascii="Courier New" w:hAnsi="Courier New"/>
+          <w:sz w:val="18"/>
+        </w:rPr>
+        <w:t xml:space="preserve">    static void AddStudent(string name, double grade)</w:t>
+      </w:r>
+    </w:p>
+    <w:p>
+      <w:pPr>
+        <w:shd w:val="clear" w:color="auto" w:fill="F2F2F2"/>
+      </w:pPr>
+      <w:r>
+        <w:rPr>
+          <w:rFonts w:ascii="Courier New" w:hAnsi="Courier New"/>
+          <w:sz w:val="18"/>
+        </w:rPr>
+        <w:t xml:space="preserve">    {</w:t>
+      </w:r>
+    </w:p>
+    <w:p>
+      <w:pPr>
+        <w:shd w:val="clear" w:color="auto" w:fill="F2F2F2"/>
+      </w:pPr>
+      <w:r>
+        <w:rPr>
+          <w:rFonts w:ascii="Courier New" w:hAnsi="Courier New"/>
+          <w:sz w:val="18"/>
+        </w:rPr>
+        <w:t xml:space="preserve">        using (var context = new SchoolContext())</w:t>
+      </w:r>
+    </w:p>
+    <w:p>
+      <w:pPr>
+        <w:shd w:val="clear" w:color="auto" w:fill="F2F2F2"/>
+      </w:pPr>
+      <w:r>
+        <w:rPr>
+          <w:rFonts w:ascii="Courier New" w:hAnsi="Courier New"/>
+          <w:sz w:val="18"/>
+        </w:rPr>
+        <w:t xml:space="preserve">        {</w:t>
+      </w:r>
+    </w:p>
+    <w:p>
+      <w:pPr>
+        <w:shd w:val="clear" w:color="auto" w:fill="F2F2F2"/>
+      </w:pPr>
+      <w:r>
+        <w:rPr>
+          <w:rFonts w:ascii="Courier New" w:hAnsi="Courier New"/>
+          <w:sz w:val="18"/>
+        </w:rPr>
+        <w:t xml:space="preserve">            var student = new Student { FirstName = name, Grade = grade };</w:t>
+      </w:r>
+    </w:p>
+    <w:p>
+      <w:pPr>
+        <w:shd w:val="clear" w:color="auto" w:fill="F2F2F2"/>
+      </w:pPr>
+      <w:r>
+        <w:rPr>
+          <w:rFonts w:ascii="Courier New" w:hAnsi="Courier New"/>
+          <w:sz w:val="18"/>
+        </w:rPr>
+      </w:r>
+    </w:p>
+    <w:p>
+      <w:pPr>
+        <w:shd w:val="clear" w:color="auto" w:fill="F2F2F2"/>
+      </w:pPr>
+      <w:r>
+        <w:rPr>
+          <w:rFonts w:ascii="Courier New" w:hAnsi="Courier New"/>
+          <w:sz w:val="18"/>
+        </w:rPr>
+        <w:t xml:space="preserve">            context.Students.Add(student); // Добавя в паметта (Pending)</w:t>
+      </w:r>
+    </w:p>
+    <w:p>
+      <w:pPr>
+        <w:shd w:val="clear" w:color="auto" w:fill="F2F2F2"/>
+      </w:pPr>
+      <w:r>
+        <w:rPr>
+          <w:rFonts w:ascii="Courier New" w:hAnsi="Courier New"/>
+          <w:sz w:val="18"/>
+        </w:rPr>
+        <w:t xml:space="preserve">            context.SaveChanges();          // Превежда на INSERT и изпраща към БД</w:t>
+      </w:r>
+    </w:p>
+    <w:p>
+      <w:pPr>
+        <w:shd w:val="clear" w:color="auto" w:fill="F2F2F2"/>
+      </w:pPr>
+      <w:r>
+        <w:rPr>
+          <w:rFonts w:ascii="Courier New" w:hAnsi="Courier New"/>
+          <w:sz w:val="18"/>
+        </w:rPr>
+      </w:r>
+    </w:p>
+    <w:p>
+      <w:pPr>
+        <w:shd w:val="clear" w:color="auto" w:fill="F2F2F2"/>
+      </w:pPr>
+      <w:r>
+        <w:rPr>
+          <w:rFonts w:ascii="Courier New" w:hAnsi="Courier New"/>
+          <w:sz w:val="18"/>
+        </w:rPr>
+        <w:t xml:space="preserve">            Console.WriteLine($"Добавен: {name}");</w:t>
+      </w:r>
+    </w:p>
+    <w:p>
+      <w:pPr>
+        <w:shd w:val="clear" w:color="auto" w:fill="F2F2F2"/>
+      </w:pPr>
+      <w:r>
+        <w:rPr>
+          <w:rFonts w:ascii="Courier New" w:hAnsi="Courier New"/>
+          <w:sz w:val="18"/>
+        </w:rPr>
+        <w:t xml:space="preserve">        }</w:t>
+      </w:r>
+    </w:p>
+    <w:p>
+      <w:pPr>
+        <w:shd w:val="clear" w:color="auto" w:fill="F2F2F2"/>
+      </w:pPr>
+      <w:r>
+        <w:rPr>
+          <w:rFonts w:ascii="Courier New" w:hAnsi="Courier New"/>
+          <w:sz w:val="18"/>
+        </w:rPr>
+        <w:t xml:space="preserve">    }</w:t>
+      </w:r>
+    </w:p>
+    <w:p>
+      <w:pPr>
+        <w:shd w:val="clear" w:color="auto" w:fill="F2F2F2"/>
+      </w:pPr>
+      <w:r>
+        <w:rPr>
+          <w:rFonts w:ascii="Courier New" w:hAnsi="Courier New"/>
+          <w:sz w:val="18"/>
+        </w:rPr>
+      </w:r>
+    </w:p>
+    <w:p>
+      <w:pPr>
+        <w:shd w:val="clear" w:color="auto" w:fill="F2F2F2"/>
+      </w:pPr>
+      <w:r>
+        <w:rPr>
+          <w:rFonts w:ascii="Courier New" w:hAnsi="Courier New"/>
+          <w:sz w:val="18"/>
+        </w:rPr>
+        <w:t xml:space="preserve">    static void GetTopStudents()</w:t>
+      </w:r>
+    </w:p>
+    <w:p>
+      <w:pPr>
+        <w:shd w:val="clear" w:color="auto" w:fill="F2F2F2"/>
+      </w:pPr>
+      <w:r>
+        <w:rPr>
+          <w:rFonts w:ascii="Courier New" w:hAnsi="Courier New"/>
+          <w:sz w:val="18"/>
+        </w:rPr>
+        <w:t xml:space="preserve">    {</w:t>
+      </w:r>
+    </w:p>
+    <w:p>
+      <w:pPr>
+        <w:shd w:val="clear" w:color="auto" w:fill="F2F2F2"/>
+      </w:pPr>
+      <w:r>
+        <w:rPr>
+          <w:rFonts w:ascii="Courier New" w:hAnsi="Courier New"/>
+          <w:sz w:val="18"/>
+        </w:rPr>
+        <w:t xml:space="preserve">        using (var context = new SchoolContext())</w:t>
+      </w:r>
+    </w:p>
+    <w:p>
+      <w:pPr>
+        <w:shd w:val="clear" w:color="auto" w:fill="F2F2F2"/>
+      </w:pPr>
+      <w:r>
+        <w:rPr>
+          <w:rFonts w:ascii="Courier New" w:hAnsi="Courier New"/>
+          <w:sz w:val="18"/>
+        </w:rPr>
+        <w:t xml:space="preserve">        {</w:t>
+      </w:r>
+    </w:p>
+    <w:p>
+      <w:pPr>
+        <w:shd w:val="clear" w:color="auto" w:fill="F2F2F2"/>
+      </w:pPr>
+      <w:r>
+        <w:rPr>
+          <w:rFonts w:ascii="Courier New" w:hAnsi="Courier New"/>
+          <w:sz w:val="18"/>
+        </w:rPr>
+        <w:t xml:space="preserve">            // LINQ заявка — EFC превежда на SQL автоматично:</w:t>
+      </w:r>
+    </w:p>
+    <w:p>
+      <w:pPr>
+        <w:shd w:val="clear" w:color="auto" w:fill="F2F2F2"/>
+      </w:pPr>
+      <w:r>
+        <w:rPr>
+          <w:rFonts w:ascii="Courier New" w:hAnsi="Courier New"/>
+          <w:sz w:val="18"/>
+        </w:rPr>
+        <w:t xml:space="preserve">            // SELECT * FROM Students WHERE Grade &gt; 5.00 ORDER BY Grade DESC</w:t>
+      </w:r>
+    </w:p>
+    <w:p>
+      <w:pPr>
+        <w:shd w:val="clear" w:color="auto" w:fill="F2F2F2"/>
+      </w:pPr>
+      <w:r>
+        <w:rPr>
+          <w:rFonts w:ascii="Courier New" w:hAnsi="Courier New"/>
+          <w:sz w:val="18"/>
+        </w:rPr>
+        <w:t xml:space="preserve">            var topStudents = context.Students</w:t>
+      </w:r>
+    </w:p>
+    <w:p>
+      <w:pPr>
+        <w:shd w:val="clear" w:color="auto" w:fill="F2F2F2"/>
+      </w:pPr>
+      <w:r>
+        <w:rPr>
+          <w:rFonts w:ascii="Courier New" w:hAnsi="Courier New"/>
+          <w:sz w:val="18"/>
+        </w:rPr>
+        <w:t xml:space="preserve">                .Where(s =&gt; s.Grade &gt; 5.00)</w:t>
+      </w:r>
+    </w:p>
+    <w:p>
+      <w:pPr>
+        <w:shd w:val="clear" w:color="auto" w:fill="F2F2F2"/>
+      </w:pPr>
+      <w:r>
+        <w:rPr>
+          <w:rFonts w:ascii="Courier New" w:hAnsi="Courier New"/>
+          <w:sz w:val="18"/>
+        </w:rPr>
+        <w:t xml:space="preserve">                .OrderByDescending(s =&gt; s.Grade)</w:t>
+      </w:r>
+    </w:p>
+    <w:p>
+      <w:pPr>
+        <w:shd w:val="clear" w:color="auto" w:fill="F2F2F2"/>
+      </w:pPr>
+      <w:r>
+        <w:rPr>
+          <w:rFonts w:ascii="Courier New" w:hAnsi="Courier New"/>
+          <w:sz w:val="18"/>
+        </w:rPr>
+        <w:t xml:space="preserve">                .ToList();</w:t>
+      </w:r>
+    </w:p>
+    <w:p>
+      <w:pPr>
+        <w:shd w:val="clear" w:color="auto" w:fill="F2F2F2"/>
+      </w:pPr>
+      <w:r>
+        <w:rPr>
+          <w:rFonts w:ascii="Courier New" w:hAnsi="Courier New"/>
+          <w:sz w:val="18"/>
+        </w:rPr>
+      </w:r>
+    </w:p>
+    <w:p>
+      <w:pPr>
+        <w:shd w:val="clear" w:color="auto" w:fill="F2F2F2"/>
+      </w:pPr>
+      <w:r>
+        <w:rPr>
+          <w:rFonts w:ascii="Courier New" w:hAnsi="Courier New"/>
+          <w:sz w:val="18"/>
+        </w:rPr>
+        <w:t xml:space="preserve">            foreach (var student in topStudents)</w:t>
+      </w:r>
+    </w:p>
+    <w:p>
+      <w:pPr>
+        <w:shd w:val="clear" w:color="auto" w:fill="F2F2F2"/>
+      </w:pPr>
+      <w:r>
+        <w:rPr>
+          <w:rFonts w:ascii="Courier New" w:hAnsi="Courier New"/>
+          <w:sz w:val="18"/>
+        </w:rPr>
+        <w:t xml:space="preserve">            {</w:t>
+      </w:r>
+    </w:p>
+    <w:p>
+      <w:pPr>
+        <w:shd w:val="clear" w:color="auto" w:fill="F2F2F2"/>
+      </w:pPr>
+      <w:r>
+        <w:rPr>
+          <w:rFonts w:ascii="Courier New" w:hAnsi="Courier New"/>
+          <w:sz w:val="18"/>
+        </w:rPr>
+        <w:t xml:space="preserve">                Console.WriteLine($"{student.FirstName} — {student.Grade:F2}");</w:t>
+      </w:r>
+    </w:p>
+    <w:p>
+      <w:pPr>
+        <w:shd w:val="clear" w:color="auto" w:fill="F2F2F2"/>
+      </w:pPr>
+      <w:r>
+        <w:rPr>
+          <w:rFonts w:ascii="Courier New" w:hAnsi="Courier New"/>
+          <w:sz w:val="18"/>
+        </w:rPr>
+        <w:t xml:space="preserve">            }</w:t>
+      </w:r>
+    </w:p>
+    <w:p>
+      <w:pPr>
+        <w:shd w:val="clear" w:color="auto" w:fill="F2F2F2"/>
+      </w:pPr>
+      <w:r>
+        <w:rPr>
+          <w:rFonts w:ascii="Courier New" w:hAnsi="Courier New"/>
+          <w:sz w:val="18"/>
+        </w:rPr>
+        <w:t xml:space="preserve">        }</w:t>
+      </w:r>
+    </w:p>
+    <w:p>
+      <w:pPr>
+        <w:shd w:val="clear" w:color="auto" w:fill="F2F2F2"/>
+      </w:pPr>
+      <w:r>
+        <w:rPr>
+          <w:rFonts w:ascii="Courier New" w:hAnsi="Courier New"/>
+          <w:sz w:val="18"/>
+        </w:rPr>
+        <w:t xml:space="preserve">    }</w:t>
+      </w:r>
+    </w:p>
+    <w:p>
+      <w:pPr>
+        <w:shd w:val="clear" w:color="auto" w:fill="F2F2F2"/>
+      </w:pPr>
+      <w:r>
+        <w:rPr>
+          <w:rFonts w:ascii="Courier New" w:hAnsi="Courier New"/>
+          <w:sz w:val="18"/>
+        </w:rPr>
+      </w:r>
+    </w:p>
+    <w:p>
+      <w:pPr>
+        <w:shd w:val="clear" w:color="auto" w:fill="F2F2F2"/>
+      </w:pPr>
+      <w:r>
+        <w:rPr>
+          <w:rFonts w:ascii="Courier New" w:hAnsi="Courier New"/>
+          <w:sz w:val="18"/>
+        </w:rPr>
+        <w:t xml:space="preserve">    static void UpdateGrade(string name, double newGrade)</w:t>
+      </w:r>
+    </w:p>
+    <w:p>
+      <w:pPr>
+        <w:shd w:val="clear" w:color="auto" w:fill="F2F2F2"/>
+      </w:pPr>
+      <w:r>
+        <w:rPr>
+          <w:rFonts w:ascii="Courier New" w:hAnsi="Courier New"/>
+          <w:sz w:val="18"/>
+        </w:rPr>
+        <w:t xml:space="preserve">    {</w:t>
+      </w:r>
+    </w:p>
+    <w:p>
+      <w:pPr>
+        <w:shd w:val="clear" w:color="auto" w:fill="F2F2F2"/>
+      </w:pPr>
+      <w:r>
+        <w:rPr>
+          <w:rFonts w:ascii="Courier New" w:hAnsi="Courier New"/>
+          <w:sz w:val="18"/>
+        </w:rPr>
+        <w:t xml:space="preserve">        using (var context = new SchoolContext())</w:t>
+      </w:r>
+    </w:p>
+    <w:p>
+      <w:pPr>
+        <w:shd w:val="clear" w:color="auto" w:fill="F2F2F2"/>
+      </w:pPr>
+      <w:r>
+        <w:rPr>
+          <w:rFonts w:ascii="Courier New" w:hAnsi="Courier New"/>
+          <w:sz w:val="18"/>
+        </w:rPr>
+        <w:t xml:space="preserve">        {</w:t>
+      </w:r>
+    </w:p>
+    <w:p>
+      <w:pPr>
+        <w:shd w:val="clear" w:color="auto" w:fill="F2F2F2"/>
+      </w:pPr>
+      <w:r>
+        <w:rPr>
+          <w:rFonts w:ascii="Courier New" w:hAnsi="Courier New"/>
+          <w:sz w:val="18"/>
+        </w:rPr>
+        <w:t xml:space="preserve">            // First() хвърля изключение ако не намери; FirstOrDefault() → null</w:t>
+      </w:r>
+    </w:p>
+    <w:p>
+      <w:pPr>
+        <w:shd w:val="clear" w:color="auto" w:fill="F2F2F2"/>
+      </w:pPr>
+      <w:r>
+        <w:rPr>
+          <w:rFonts w:ascii="Courier New" w:hAnsi="Courier New"/>
+          <w:sz w:val="18"/>
+        </w:rPr>
+        <w:t xml:space="preserve">            var student = context.Students</w:t>
+      </w:r>
+    </w:p>
+    <w:p>
+      <w:pPr>
+        <w:shd w:val="clear" w:color="auto" w:fill="F2F2F2"/>
+      </w:pPr>
+      <w:r>
+        <w:rPr>
+          <w:rFonts w:ascii="Courier New" w:hAnsi="Courier New"/>
+          <w:sz w:val="18"/>
+        </w:rPr>
+        <w:t xml:space="preserve">                .FirstOrDefault(s =&gt; s.FirstName == name);</w:t>
+      </w:r>
+    </w:p>
+    <w:p>
+      <w:pPr>
+        <w:shd w:val="clear" w:color="auto" w:fill="F2F2F2"/>
+      </w:pPr>
+      <w:r>
+        <w:rPr>
+          <w:rFonts w:ascii="Courier New" w:hAnsi="Courier New"/>
+          <w:sz w:val="18"/>
+        </w:rPr>
+      </w:r>
+    </w:p>
+    <w:p>
+      <w:pPr>
+        <w:shd w:val="clear" w:color="auto" w:fill="F2F2F2"/>
+      </w:pPr>
+      <w:r>
+        <w:rPr>
+          <w:rFonts w:ascii="Courier New" w:hAnsi="Courier New"/>
+          <w:sz w:val="18"/>
+        </w:rPr>
+        <w:t xml:space="preserve">            if (student == null)</w:t>
+      </w:r>
+    </w:p>
+    <w:p>
+      <w:pPr>
+        <w:shd w:val="clear" w:color="auto" w:fill="F2F2F2"/>
+      </w:pPr>
+      <w:r>
+        <w:rPr>
+          <w:rFonts w:ascii="Courier New" w:hAnsi="Courier New"/>
+          <w:sz w:val="18"/>
+        </w:rPr>
+        <w:t xml:space="preserve">            {</w:t>
+      </w:r>
+    </w:p>
+    <w:p>
+      <w:pPr>
+        <w:shd w:val="clear" w:color="auto" w:fill="F2F2F2"/>
+      </w:pPr>
+      <w:r>
+        <w:rPr>
+          <w:rFonts w:ascii="Courier New" w:hAnsi="Courier New"/>
+          <w:sz w:val="18"/>
+        </w:rPr>
+        <w:t xml:space="preserve">                Console.WriteLine($"Студент '{name}' не е намерен.");</w:t>
+      </w:r>
+    </w:p>
+    <w:p>
+      <w:pPr>
+        <w:shd w:val="clear" w:color="auto" w:fill="F2F2F2"/>
+      </w:pPr>
+      <w:r>
+        <w:rPr>
+          <w:rFonts w:ascii="Courier New" w:hAnsi="Courier New"/>
+          <w:sz w:val="18"/>
+        </w:rPr>
+        <w:t xml:space="preserve">                return;</w:t>
+      </w:r>
+    </w:p>
+    <w:p>
+      <w:pPr>
+        <w:shd w:val="clear" w:color="auto" w:fill="F2F2F2"/>
+      </w:pPr>
+      <w:r>
+        <w:rPr>
+          <w:rFonts w:ascii="Courier New" w:hAnsi="Courier New"/>
+          <w:sz w:val="18"/>
+        </w:rPr>
+        <w:t xml:space="preserve">            }</w:t>
+      </w:r>
+    </w:p>
+    <w:p>
+      <w:pPr>
+        <w:shd w:val="clear" w:color="auto" w:fill="F2F2F2"/>
+      </w:pPr>
+      <w:r>
+        <w:rPr>
+          <w:rFonts w:ascii="Courier New" w:hAnsi="Courier New"/>
+          <w:sz w:val="18"/>
+        </w:rPr>
+      </w:r>
+    </w:p>
+    <w:p>
+      <w:pPr>
+        <w:shd w:val="clear" w:color="auto" w:fill="F2F2F2"/>
+      </w:pPr>
+      <w:r>
+        <w:rPr>
+          <w:rFonts w:ascii="Courier New" w:hAnsi="Courier New"/>
+          <w:sz w:val="18"/>
+        </w:rPr>
+        <w:t xml:space="preserve">            student.Grade = newGrade; // Промяната се засича от ChangeTracker</w:t>
+      </w:r>
+    </w:p>
+    <w:p>
+      <w:pPr>
+        <w:shd w:val="clear" w:color="auto" w:fill="F2F2F2"/>
+      </w:pPr>
+      <w:r>
+        <w:rPr>
+          <w:rFonts w:ascii="Courier New" w:hAnsi="Courier New"/>
+          <w:sz w:val="18"/>
+        </w:rPr>
+      </w:r>
+    </w:p>
+    <w:p>
+      <w:pPr>
+        <w:shd w:val="clear" w:color="auto" w:fill="F2F2F2"/>
+      </w:pPr>
+      <w:r>
+        <w:rPr>
+          <w:rFonts w:ascii="Courier New" w:hAnsi="Courier New"/>
+          <w:sz w:val="18"/>
+        </w:rPr>
+        <w:t xml:space="preserve">            context.SaveChanges(); // Превежда на: UPDATE Students SET Grade=... WHERE Id=...</w:t>
+      </w:r>
+    </w:p>
+    <w:p>
+      <w:pPr>
+        <w:shd w:val="clear" w:color="auto" w:fill="F2F2F2"/>
+      </w:pPr>
+      <w:r>
+        <w:rPr>
+          <w:rFonts w:ascii="Courier New" w:hAnsi="Courier New"/>
+          <w:sz w:val="18"/>
+        </w:rPr>
+      </w:r>
+    </w:p>
+    <w:p>
+      <w:pPr>
+        <w:shd w:val="clear" w:color="auto" w:fill="F2F2F2"/>
+      </w:pPr>
+      <w:r>
+        <w:rPr>
+          <w:rFonts w:ascii="Courier New" w:hAnsi="Courier New"/>
+          <w:sz w:val="18"/>
+        </w:rPr>
+        <w:t xml:space="preserve">            Console.WriteLine($"Оценката на {name} е обновена на {newGrade:F2}");</w:t>
+      </w:r>
+    </w:p>
+    <w:p>
+      <w:pPr>
+        <w:shd w:val="clear" w:color="auto" w:fill="F2F2F2"/>
+      </w:pPr>
+      <w:r>
+        <w:rPr>
+          <w:rFonts w:ascii="Courier New" w:hAnsi="Courier New"/>
+          <w:sz w:val="18"/>
+        </w:rPr>
+        <w:t xml:space="preserve">        }</w:t>
+      </w:r>
+    </w:p>
+    <w:p>
+      <w:pPr>
+        <w:shd w:val="clear" w:color="auto" w:fill="F2F2F2"/>
+      </w:pPr>
+      <w:r>
+        <w:rPr>
+          <w:rFonts w:ascii="Courier New" w:hAnsi="Courier New"/>
+          <w:sz w:val="18"/>
+        </w:rPr>
+        <w:t xml:space="preserve">    }</w:t>
+      </w:r>
+    </w:p>
+    <w:p>
+      <w:pPr>
+        <w:shd w:val="clear" w:color="auto" w:fill="F2F2F2"/>
+      </w:pPr>
+      <w:r>
+        <w:rPr>
+          <w:rFonts w:ascii="Courier New" w:hAnsi="Courier New"/>
+          <w:sz w:val="18"/>
+        </w:rPr>
+        <w:t>}</w:t>
       </w:r>
     </w:p>
     <w:p>
       <w:r>
-        <w:t>Файлът е генериран автоматично. Попълнете решенията при разработване на урока.</w:t>
+        <w:t>App.config трябва да съдържа: &lt;connectionStrings&gt;&lt;add name="SchoolDB" connectionString="Data Source=.; Initial Catalog=SchoolDb; Integrated Security=true" providerName="System.Data.SqlClient" /&gt;&lt;/connectionStrings&gt;</w:t>
+      </w:r>
+    </w:p>
+    <w:p>
+      <w:r>
+        <w:rPr>
+          <w:color w:val="999999"/>
+        </w:rPr>
+        <w:t>————————————————————————————————————————————————————————————</w:t>
+      </w:r>
+    </w:p>
+    <w:p>
+      <w:pPr>
+        <w:pStyle w:val="Heading1"/>
+      </w:pPr>
+      <w:r>
+        <w:t>Задача 3 — Анализ: ADO.NET vs Entity Framework</w:t>
+      </w:r>
+    </w:p>
+    <w:tbl>
+      <w:tblPr>
+        <w:tblStyle w:val="TableGrid"/>
+        <w:tblW w:type="auto" w:w="0"/>
+        <w:tblLook w:firstColumn="1" w:firstRow="1" w:lastColumn="0" w:lastRow="0" w:noHBand="0" w:noVBand="1" w:val="04A0"/>
+      </w:tblPr>
+      <w:tblGrid>
+        <w:gridCol w:w="2880"/>
+        <w:gridCol w:w="2880"/>
+        <w:gridCol w:w="2880"/>
+      </w:tblGrid>
+      <w:tr>
+        <w:tc>
+          <w:tcPr>
+            <w:tcW w:type="dxa" w:w="2880"/>
+          </w:tcPr>
+          <w:p>
+            <w:r>
+              <w:rPr>
+                <w:b/>
+              </w:rPr>
+              <w:t>Критерий</w:t>
+            </w:r>
+          </w:p>
+        </w:tc>
+        <w:tc>
+          <w:tcPr>
+            <w:tcW w:type="dxa" w:w="2880"/>
+          </w:tcPr>
+          <w:p>
+            <w:r>
+              <w:rPr>
+                <w:b/>
+              </w:rPr>
+              <w:t>ADO.NET</w:t>
+            </w:r>
+          </w:p>
+        </w:tc>
+        <w:tc>
+          <w:tcPr>
+            <w:tcW w:type="dxa" w:w="2880"/>
+          </w:tcPr>
+          <w:p>
+            <w:r>
+              <w:rPr>
+                <w:b/>
+              </w:rPr>
+              <w:t>Entity Framework</w:t>
+            </w:r>
+          </w:p>
+        </w:tc>
+      </w:tr>
+      <w:tr>
+        <w:tc>
+          <w:tcPr>
+            <w:tcW w:type="dxa" w:w="2880"/>
+          </w:tcPr>
+          <w:p>
+            <w:r>
+              <w:t>Скорост на разработка</w:t>
+            </w:r>
+          </w:p>
+        </w:tc>
+        <w:tc>
+          <w:tcPr>
+            <w:tcW w:type="dxa" w:w="2880"/>
+          </w:tcPr>
+          <w:p>
+            <w:r>
+              <w:t>Бавна — пишем SQL ръчно</w:t>
+            </w:r>
+          </w:p>
+        </w:tc>
+        <w:tc>
+          <w:tcPr>
+            <w:tcW w:type="dxa" w:w="2880"/>
+          </w:tcPr>
+          <w:p>
+            <w:r>
+              <w:t>Бърза — LINQ и автоматичен SQL</w:t>
+            </w:r>
+          </w:p>
+        </w:tc>
+      </w:tr>
+      <w:tr>
+        <w:tc>
+          <w:tcPr>
+            <w:tcW w:type="dxa" w:w="2880"/>
+          </w:tcPr>
+          <w:p>
+            <w:r>
+              <w:t>Производителност</w:t>
+            </w:r>
+          </w:p>
+        </w:tc>
+        <w:tc>
+          <w:tcPr>
+            <w:tcW w:type="dxa" w:w="2880"/>
+          </w:tcPr>
+          <w:p>
+            <w:r>
+              <w:t>По-висока — пълен контрол</w:t>
+            </w:r>
+          </w:p>
+        </w:tc>
+        <w:tc>
+          <w:tcPr>
+            <w:tcW w:type="dxa" w:w="2880"/>
+          </w:tcPr>
+          <w:p>
+            <w:r>
+              <w:t>По-ниска — автоматичен SQL не е винаги оптимален</w:t>
+            </w:r>
+          </w:p>
+        </w:tc>
+      </w:tr>
+      <w:tr>
+        <w:tc>
+          <w:tcPr>
+            <w:tcW w:type="dxa" w:w="2880"/>
+          </w:tcPr>
+          <w:p>
+            <w:r>
+              <w:t>Защита от SQL инжекция</w:t>
+            </w:r>
+          </w:p>
+        </w:tc>
+        <w:tc>
+          <w:tcPr>
+            <w:tcW w:type="dxa" w:w="2880"/>
+          </w:tcPr>
+          <w:p>
+            <w:r>
+              <w:t>Ръчно — SqlParameter</w:t>
+            </w:r>
+          </w:p>
+        </w:tc>
+        <w:tc>
+          <w:tcPr>
+            <w:tcW w:type="dxa" w:w="2880"/>
+          </w:tcPr>
+          <w:p>
+            <w:r>
+              <w:t>Автоматична — EFC параметризира</w:t>
+            </w:r>
+          </w:p>
+        </w:tc>
+      </w:tr>
+      <w:tr>
+        <w:tc>
+          <w:tcPr>
+            <w:tcW w:type="dxa" w:w="2880"/>
+          </w:tcPr>
+          <w:p>
+            <w:r>
+              <w:t>Подходящо за</w:t>
+            </w:r>
+          </w:p>
+        </w:tc>
+        <w:tc>
+          <w:tcPr>
+            <w:tcW w:type="dxa" w:w="2880"/>
+          </w:tcPr>
+          <w:p>
+            <w:r>
+              <w:t>Критични системи, банки, голям трафик</w:t>
+            </w:r>
+          </w:p>
+        </w:tc>
+        <w:tc>
+          <w:tcPr>
+            <w:tcW w:type="dxa" w:w="2880"/>
+          </w:tcPr>
+          <w:p>
+            <w:r>
+              <w:t>Бизнес приложения, средни системи</w:t>
+            </w:r>
+          </w:p>
+        </w:tc>
+      </w:tr>
+      <w:tr>
+        <w:tc>
+          <w:tcPr>
+            <w:tcW w:type="dxa" w:w="2880"/>
+          </w:tcPr>
+          <w:p>
+            <w:r>
+              <w:t>Сложност на код</w:t>
+            </w:r>
+          </w:p>
+        </w:tc>
+        <w:tc>
+          <w:tcPr>
+            <w:tcW w:type="dxa" w:w="2880"/>
+          </w:tcPr>
+          <w:p>
+            <w:r>
+              <w:t>По-сложен — boilerplate</w:t>
+            </w:r>
+          </w:p>
+        </w:tc>
+        <w:tc>
+          <w:tcPr>
+            <w:tcW w:type="dxa" w:w="2880"/>
+          </w:tcPr>
+          <w:p>
+            <w:r>
+              <w:t>По-прост — ORM абстракция</w:t>
+            </w:r>
+          </w:p>
+        </w:tc>
+      </w:tr>
+    </w:tbl>
+    <w:p>
+      <w:r>
+        <w:t>Ситуация А (банкови транзакции): Изберете ADO.NET — максимална производителност и контрол над заявките са критични. Ситуация Б (личен бюджет): Изберете Entity Framework — скоростта на разработка е важна, производителността е без значение.</w:t>
       </w:r>
     </w:p>
     <w:sectPr>
